--- a/docs/deal-and-drive-pipeline-guide.docx
+++ b/docs/deal-and-drive-pipeline-guide.docx
@@ -1056,13 +1056,7 @@
               <w:spacing w:after="20"/>
             </w:pPr>
             <w:r>
-              <w:rPr>
-                <w:rFonts w:ascii="Arial" w:hAnsi="Arial"/>
-                <w:b w:val="0"/>
-                <w:color w:val="17324D"/>
-                <w:sz w:val="16"/>
-              </w:rPr>
-              <w:t>On a PR, builds without publishing. On a push to dev, builds and pushes an immutable Git-SHA tag to ECR. The React frontend is static and is not containerized.</w:t>
+              <w:t>One visible Stage 8 job builds the API Docker image for both events. On pull requests it builds without publishing; on pushes to dev it authenticates to ECR and publishes an immutable commit-SHA tag. The React frontend is static and is not containerized.</w:t>
             </w:r>
           </w:p>
         </w:tc>

--- a/docs/deal-and-drive-pipeline-guide.docx
+++ b/docs/deal-and-drive-pipeline-guide.docx
@@ -46,13 +46,7 @@
     </w:p>
     <w:p>
       <w:r>
-        <w:rPr>
-          <w:rFonts w:ascii="Arial" w:hAnsi="Arial"/>
-          <w:b w:val="0"/>
-          <w:color w:val="17324D"/>
-          <w:sz w:val="20"/>
-        </w:rPr>
-        <w:t>This guide explains the application and Terraform pipelines for the dev environment. It distinguishes pull-request validation from deployment, and shows how the container image build stays separate from the AWS deployment stage.</w:t>
+        <w:t>This guide explains how application changes and infrastructure changes reach the Deal and Drive dev environment. It follows the current GitHub Actions workflow in this repository and the separate Terraform workflow in deal-drive-iac-cloud. Pull requests validate changes; a push to dev deploys the application and applies approved Terraform changes through separate pipelines.</w:t>
       </w:r>
     </w:p>
     <w:tbl>
@@ -81,15 +75,9 @@
               <w:spacing w:after="40"/>
             </w:pPr>
             <w:r>
-              <w:rPr>
-                <w:rFonts w:ascii="Arial" w:hAnsi="Arial"/>
-                <w:b w:val="0"/>
-                <w:color w:val="17324D"/>
-                <w:sz w:val="18"/>
-              </w:rPr>
               <w:t>Expected application flow</w:t>
               <w:br/>
-              <w:t>Pull request to dev: validate the change and build the API container for verification without publishing it. After merge, a push to dev publishes the API image to ECR, runs the database migration task, updates the ECS service, builds the static React site, uploads it to S3, and invalidates CloudFront.</w:t>
+              <w:t>A pull request to dev runs validation and a non-publishing API Docker build. After merge, a dev push builds and pushes the API image to ECR, migrates the database, deploys the API to ECS Fargate, builds the static React site, uploads it to private S3, and invalidates CloudFront.</w:t>
             </w:r>
           </w:p>
         </w:tc>
@@ -444,13 +432,7 @@
               <w:spacing w:after="20"/>
             </w:pPr>
             <w:r>
-              <w:rPr>
-                <w:rFonts w:ascii="Arial" w:hAnsi="Arial"/>
-                <w:b w:val="0"/>
-                <w:color w:val="17324D"/>
-                <w:sz w:val="16"/>
-              </w:rPr>
-              <w:t>Validation, then the OIDC-gated Terraform plan/apply path when the role is configured.</w:t>
+              <w:t>Terraform validation, then sequential AWS credential/account verification and dev plan/apply through the IaC repository workflow. Static credentials are stored in that repository's development environment.</w:t>
             </w:r>
           </w:p>
         </w:tc>
@@ -465,13 +447,7 @@
               <w:spacing w:after="20"/>
             </w:pPr>
             <w:r>
-              <w:rPr>
-                <w:rFonts w:ascii="Arial" w:hAnsi="Arial"/>
-                <w:b w:val="0"/>
-                <w:color w:val="17324D"/>
-                <w:sz w:val="16"/>
-              </w:rPr>
-              <w:t>Apply remains skipped while the role or organization OIDC approval is missing.</w:t>
+              <w:t>No Terraform apply on pull requests. OIDC is not enabled; the IaC pipeline currently uses a dedicated IAM user and static GitHub environment secrets.</w:t>
             </w:r>
           </w:p>
         </w:tc>
@@ -492,13 +468,7 @@
     </w:p>
     <w:p>
       <w:r>
-        <w:rPr>
-          <w:rFonts w:ascii="Arial" w:hAnsi="Arial"/>
-          <w:b w:val="0"/>
-          <w:color w:val="17324D"/>
-          <w:sz w:val="20"/>
-        </w:rPr>
-        <w:t>A pull request update and a later merge push are separate GitHub events. They can produce two run records for the same code. Concurrency can cancel an older overlapping run for the same target branch, but it does not combine the PR check and post-merge deployment into one run.</w:t>
+        <w:t>Pull request updates and the later merge push are separate GitHub events, so the same commit can appear in two runs. Within the application workflow, Stage 1 (PR description checks) and Stage 2 (directory compliance) start independently. Stage 3 depends on Stage 2, and Stages 4 through 8 continue in order. Stage 9 runs only for a push to dev and waits for Stage 8. In the Terraform workflow, Stage 1 validation leads to Stage 2 AWS credential verification and then Stage 3 plan/apply.</w:t>
       </w:r>
     </w:p>
     <w:p>
@@ -657,13 +627,7 @@
               <w:spacing w:after="20"/>
             </w:pPr>
             <w:r>
-              <w:rPr>
-                <w:rFonts w:ascii="Arial" w:hAnsi="Arial"/>
-                <w:b w:val="0"/>
-                <w:color w:val="17324D"/>
-                <w:sz w:val="16"/>
-              </w:rPr>
-              <w:t>Checks required template headings on pull requests. It is independent from Stage 2; a failure here does not prevent the structure check from running.</w:t>
+              <w:t>Checks required PR template headings. It runs independently of Stage 2; its failure does not prevent the directory check from starting.</w:t>
             </w:r>
           </w:p>
         </w:tc>
@@ -725,13 +689,7 @@
               <w:spacing w:after="20"/>
             </w:pPr>
             <w:r>
-              <w:rPr>
-                <w:rFonts w:ascii="Arial" w:hAnsi="Arial"/>
-                <w:b w:val="0"/>
-                <w:color w:val="17324D"/>
-                <w:sz w:val="16"/>
-              </w:rPr>
-              <w:t>Checks required frontend and backend folders and entry-point files. It runs independently of Stage 1.</w:t>
+              <w:t>Checks required frontend/backend folders and entry-point files. It runs independently of Stage 1; Stage 3 depends on this job.</w:t>
             </w:r>
           </w:p>
         </w:tc>
@@ -1056,7 +1014,7 @@
               <w:spacing w:after="20"/>
             </w:pPr>
             <w:r>
-              <w:t>One visible Stage 8 job builds the API Docker image for both events. On pull requests it builds without publishing; on pushes to dev it authenticates to ECR and publishes an immutable commit-SHA tag. The React frontend is static and is not containerized.</w:t>
+              <w:t>One visible Stage 8 job builds the API image for both event types. Pull requests build locally without publishing; dev pushes authenticate to the expected AWS account and push an immutable commit-SHA tag to ECR. The React frontend is static, not containerized.</w:t>
             </w:r>
           </w:p>
         </w:tc>
@@ -1118,13 +1076,7 @@
               <w:spacing w:after="20"/>
             </w:pPr>
             <w:r>
-              <w:rPr>
-                <w:rFonts w:ascii="Arial" w:hAnsi="Arial"/>
-                <w:b w:val="0"/>
-                <w:color w:val="17324D"/>
-                <w:sz w:val="16"/>
-              </w:rPr>
-              <w:t>Runs Alembic migration as a one-off Fargate task, updates ECS and waits for stability, builds the React site using public API/WebSocket build settings, syncs files to private S3, and invalidates CloudFront.</w:t>
+              <w:t>Runs only on a dev push after Stage 8. Registers a task definition with the published image, runs Alembic as a one-off Fargate task, updates ECS after migration succeeds, builds the React site with public API/WebSocket URLs, syncs to private S3, then invalidates CloudFront.</w:t>
             </w:r>
           </w:p>
         </w:tc>
@@ -1159,13 +1111,7 @@
     </w:p>
     <w:p>
       <w:r>
-        <w:rPr>
-          <w:rFonts w:ascii="Arial" w:hAnsi="Arial"/>
-          <w:b w:val="0"/>
-          <w:color w:val="17324D"/>
-          <w:sz w:val="20"/>
-        </w:rPr>
-        <w:t>The build stage produces a versioned API image in Amazon ECR. The deployment stage consumes the image identified by the same Git commit SHA. This separation makes it clear whether a failure happened while building/publishing the image or while deploying it. A pull request can prove the Dockerfile builds without publishing an image or touching AWS resources.</w:t>
+        <w:t>Stage 8 is one visible job with event-specific behavior. On a pull request it builds the API Docker image for validation without AWS credentials or publishing. On a push to dev it uses the development environment credentials, checks the expected AWS account, and pushes an immutable commit-SHA image tag to the dev ECR repository. Stage 9 is separate so image-build failures and deployment failures are easy to distinguish. The React frontend is static and is not containerized.</w:t>
       </w:r>
     </w:p>
     <w:p>
@@ -1188,13 +1134,7 @@
         <w:spacing w:after="60"/>
       </w:pPr>
       <w:r>
-        <w:rPr>
-          <w:rFonts w:ascii="Arial" w:hAnsi="Arial"/>
-          <w:b w:val="0"/>
-          <w:color w:val="17324D"/>
-          <w:sz w:val="20"/>
-        </w:rPr>
-        <w:t>The backend task definition references the backend JSON secret in AWS Secrets Manager. ECS injects runtime values into the container; the build workflow does not generate backend.env or SSH it to a server.</w:t>
+        <w:t>The ECS task definition references the backend secret in AWS Secrets Manager. ECS injects those runtime values into the FastAPI container; the workflow does not generate backend.env or SSH to a host.</w:t>
       </w:r>
     </w:p>
     <w:p>
@@ -1203,13 +1143,7 @@
         <w:spacing w:after="60"/>
       </w:pPr>
       <w:r>
-        <w:rPr>
-          <w:rFonts w:ascii="Arial" w:hAnsi="Arial"/>
-          <w:b w:val="0"/>
-          <w:color w:val="17324D"/>
-          <w:sz w:val="20"/>
-        </w:rPr>
-        <w:t>The frontend is static JavaScript delivered to browsers. Its API URL and WebSocket URL are public build settings, not secrets. The workflow reads those values from the frontend-config secret, builds the static site, and uploads the output to S3.</w:t>
+        <w:t>The React site is static JavaScript delivered to browsers through CloudFront from a private S3 origin. Its API and WebSocket URLs are public build-time configuration, not secrets. The dev deployment reads them from the frontend-config secret, builds the bundle, syncs it to S3, and invalidates CloudFront. Do not put private API keys in frontend configuration.</w:t>
       </w:r>
     </w:p>
     <w:p>
@@ -1218,13 +1152,7 @@
         <w:spacing w:after="60"/>
       </w:pPr>
       <w:r>
-        <w:rPr>
-          <w:rFonts w:ascii="Arial" w:hAnsi="Arial"/>
-          <w:b w:val="0"/>
-          <w:color w:val="17324D"/>
-          <w:sz w:val="20"/>
-        </w:rPr>
-        <w:t>GitHub’s development environment contains deployment credentials. The environment must permit deployments from dev before the dev push jobs can read those credentials.</w:t>
+        <w:t>The application repository uses the development GitHub environment for its AWS deployment access-key secrets. The IaC repository has its own dedicated Terraform IAM user and separate access-key secrets in its development environment. Neither pipeline stores these values in source files. Static IAM keys are a temporary fallback; short-lived GitHub OIDC role credentials are preferred when the organization permits OIDC.</w:t>
       </w:r>
     </w:p>
     <w:p>
@@ -1409,13 +1337,7 @@
               <w:spacing w:after="20"/>
             </w:pPr>
             <w:r>
-              <w:rPr>
-                <w:rFonts w:ascii="Arial" w:hAnsi="Arial"/>
-                <w:b w:val="0"/>
-                <w:color w:val="17324D"/>
-                <w:sz w:val="16"/>
-              </w:rPr>
-              <w:t>2. Apply prerequisite gate</w:t>
+              <w:t>2. Verify AWS credentials</w:t>
             </w:r>
           </w:p>
         </w:tc>
@@ -1430,13 +1352,7 @@
               <w:spacing w:after="20"/>
             </w:pPr>
             <w:r>
-              <w:rPr>
-                <w:rFonts w:ascii="Arial" w:hAnsi="Arial"/>
-                <w:b w:val="0"/>
-                <w:color w:val="17324D"/>
-                <w:sz w:val="16"/>
-              </w:rPr>
-              <w:t>Explain why an apply cannot start.</w:t>
+              <w:t>Confirm the deploy identity before accessing infrastructure.</w:t>
             </w:r>
           </w:p>
         </w:tc>
@@ -1451,13 +1367,7 @@
               <w:spacing w:after="20"/>
             </w:pPr>
             <w:r>
-              <w:rPr>
-                <w:rFonts w:ascii="Arial" w:hAnsi="Arial"/>
-                <w:b w:val="0"/>
-                <w:color w:val="17324D"/>
-                <w:sz w:val="16"/>
-              </w:rPr>
-              <w:t>On a dev push or manual apply request, reports that the AWS OIDC provider and AWS_DEPLOY_ROLE_ARN must be enabled/configured.</w:t>
+              <w:t>Runs after Stage 1 on a dev push or manual run. Uses the dedicated Terraform IAM user's development environment secrets and checks that STS returns the expected account ID.</w:t>
             </w:r>
           </w:p>
         </w:tc>
@@ -1496,13 +1406,7 @@
               <w:spacing w:after="20"/>
             </w:pPr>
             <w:r>
-              <w:rPr>
-                <w:rFonts w:ascii="Arial" w:hAnsi="Arial"/>
-                <w:b w:val="0"/>
-                <w:color w:val="17324D"/>
-                <w:sz w:val="16"/>
-              </w:rPr>
-              <w:t>Reconcile AWS resources with code.</w:t>
+              <w:t>Reconcile dev AWS resources with Terraform code.</w:t>
             </w:r>
           </w:p>
         </w:tc>
@@ -1516,13 +1420,7 @@
               <w:spacing w:after="20"/>
             </w:pPr>
             <w:r>
-              <w:rPr>
-                <w:rFonts w:ascii="Arial" w:hAnsi="Arial"/>
-                <w:b w:val="0"/>
-                <w:color w:val="17324D"/>
-                <w:sz w:val="16"/>
-              </w:rPr>
-              <w:t>Uses the configured AWS role, reads backend secret as a write-only input, initializes remote state, creates a plan, and applies only for an authorized dev push or manual apply request.</w:t>
+              <w:t>Runs after Stage 2. Reads the backend secret as a write-only input, initializes the S3 state backend, creates a plan, and applies on a dev push; a manual run can select plan or apply. Pull requests do not deploy.</w:t>
             </w:r>
           </w:p>
         </w:tc>
@@ -1567,15 +1465,9 @@
               <w:spacing w:after="40"/>
             </w:pPr>
             <w:r>
-              <w:rPr>
-                <w:rFonts w:ascii="Arial" w:hAnsi="Arial"/>
-                <w:b w:val="0"/>
-                <w:color w:val="17324D"/>
-                <w:sz w:val="18"/>
-              </w:rPr>
-              <w:t>Current deployment gate</w:t>
+              <w:t>Current deployment configuration</w:t>
               <w:br/>
-              <w:t>The application deployment has used a scoped AWS deploy credential. The Terraform pipeline is designed for OIDC, but the organization-level OIDC prerequisite and AWS_DEPLOY_ROLE_ARN have not been verified as complete. Until then, Terraform validation can pass while apply is skipped.</w:t>
+              <w:t>Application and infrastructure deploy from separate repositories. The application workflow uses its own dev credentials for ECR and deployment. The IaC workflow uses a separate dedicated Terraform IAM user and environment secrets because organization-level OIDC is not currently enabled. Rotate the static key and migrate to OIDC when allowed.</w:t>
             </w:r>
           </w:p>
         </w:tc>
@@ -1614,13 +1506,7 @@
         <w:spacing w:after="60"/>
       </w:pPr>
       <w:r>
-        <w:rPr>
-          <w:rFonts w:ascii="Arial" w:hAnsi="Arial"/>
-          <w:b w:val="0"/>
-          <w:color w:val="17324D"/>
-          <w:sz w:val="20"/>
-        </w:rPr>
-        <w:t>Open the failed job and identify its stage. A Docker build or ECR authentication error belongs to Stage 8; task registration, migration, or service stability errors belong to Stage 9.</w:t>
+        <w:t>If a step fails, start with the failed job and stage. Stage 8 covers the API Docker build and ECR publish; Stage 9 covers task-definition registration, migration, ECS rollout, frontend build, S3 sync, and CloudFront invalidation.</w:t>
       </w:r>
     </w:p>
     <w:p>
@@ -1629,13 +1515,7 @@
         <w:spacing w:after="60"/>
       </w:pPr>
       <w:r>
-        <w:rPr>
-          <w:rFonts w:ascii="Arial" w:hAnsi="Arial"/>
-          <w:b w:val="0"/>
-          <w:color w:val="17324D"/>
-          <w:sz w:val="20"/>
-        </w:rPr>
-        <w:t>For Stage 9, check the run order: image published, task definition registered, migration task exit code zero, ECS service stable, frontend build successful, S3 sync successful, CloudFront invalidation accepted.</w:t>
+        <w:t>For Stage 9, verify this order: image exists in ECR, task definition registers, the one-off migration task exits successfully, ECS reaches steady state, frontend build succeeds, S3 sync completes, and CloudFront accepts the invalidation.</w:t>
       </w:r>
     </w:p>
     <w:p>
@@ -1644,13 +1524,7 @@
         <w:spacing w:after="60"/>
       </w:pPr>
       <w:r>
-        <w:rPr>
-          <w:rFonts w:ascii="Arial" w:hAnsi="Arial"/>
-          <w:b w:val="0"/>
-          <w:color w:val="17324D"/>
-          <w:sz w:val="20"/>
-        </w:rPr>
-        <w:t>For Terraform, distinguish validation from apply. A green validate job proves the Terraform source is syntactically valid; it does not prove AWS resources were applied.</w:t>
+        <w:t>For Terraform, a green validation stage proves the configuration passes formatting and validation; it does not prove apply ran. Confirm all three Terraform stages succeeded and the plan/apply step completed.</w:t>
       </w:r>
     </w:p>
     <w:p>
@@ -1659,13 +1533,7 @@
         <w:spacing w:after="60"/>
       </w:pPr>
       <w:r>
-        <w:rPr>
-          <w:rFonts w:ascii="Arial" w:hAnsi="Arial"/>
-          <w:b w:val="0"/>
-          <w:color w:val="17324D"/>
-          <w:sz w:val="20"/>
-        </w:rPr>
-        <w:t>A completed PR run is validation only. Check for a separate push-to-dev run to confirm deployment.</w:t>
+        <w:t>A pull request run validates only. After merge, check for a separate dev push run to confirm application deployment. Terraform apply is handled by the separate IaC repository workflow, not by this application workflow.</w:t>
       </w:r>
     </w:p>
     <w:p>
@@ -1673,13 +1541,7 @@
         <w:pStyle w:val="Heading1"/>
       </w:pPr>
       <w:r>
-        <w:rPr>
-          <w:rFonts w:ascii="Arial" w:hAnsi="Arial"/>
-          <w:b/>
-          <w:color w:val="17324D"/>
-          <w:sz w:val="32"/>
-        </w:rPr>
-        <w:t>7. Current limitations to resolve</w:t>
+        <w:t>7. Current deployment configuration</w:t>
       </w:r>
     </w:p>
     <w:p>
@@ -1688,13 +1550,7 @@
         <w:spacing w:after="60"/>
       </w:pPr>
       <w:r>
-        <w:rPr>
-          <w:rFonts w:ascii="Arial" w:hAnsi="Arial"/>
-          <w:b w:val="0"/>
-          <w:color w:val="17324D"/>
-          <w:sz w:val="20"/>
-        </w:rPr>
-        <w:t>The app repository development environment allow-list has now been changed from pre-dev to dev; verify the first dev deployment can read the scoped credentials.</w:t>
+        <w:t>The application workflow targets dev. Its Stage 8 job builds without publishing on pull requests and publishes the commit-SHA image to ECR on dev pushes; Stage 9 deploys only on dev pushes. The job graph intentionally starts PR description and directory checks independently, then uses explicit dependencies for the remaining stages.</w:t>
       </w:r>
     </w:p>
     <w:p>
@@ -1703,13 +1559,7 @@
         <w:spacing w:after="60"/>
       </w:pPr>
       <w:r>
-        <w:rPr>
-          <w:rFonts w:ascii="Arial" w:hAnsi="Arial"/>
-          <w:b w:val="0"/>
-          <w:color w:val="17324D"/>
-          <w:sz w:val="20"/>
-        </w:rPr>
-        <w:t>The Terraform apply job remains conditional on organization approval of the GitHub OIDC provider and a configured AWS_DEPLOY_ROLE_ARN.</w:t>
+        <w:t>The IaC workflow uses a dedicated static-key Terraform IAM user stored in the IaC repository's development GitHub environment. It does not currently use OIDC. That workflow now runs sequentially: Terraform validation, AWS account verification, then remote-state plan/apply. The latest recorded run completed successfully; see the IaC repository Actions history for the run details.</w:t>
       </w:r>
     </w:p>
     <w:p>
@@ -1718,13 +1568,7 @@
         <w:spacing w:after="60"/>
       </w:pPr>
       <w:r>
-        <w:rPr>
-          <w:rFonts w:ascii="Arial" w:hAnsi="Arial"/>
-          <w:b w:val="0"/>
-          <w:color w:val="17324D"/>
-          <w:sz w:val="20"/>
-        </w:rPr>
-        <w:t>The custom domain is not yet attached to CloudFront. The dev site is available on its CloudFront hostname until the ACM certificate, CloudFront aliases, Route 53 records, and GoDaddy delegation are completed.</w:t>
+        <w:t>The architecture configures CloudFront as the website entry point, with Route 53 DNS aliases and an ACM certificate for the custom hostnames. GoDaddy remains the registrar and delegates DNS to Route 53. Check live DNS, certificate status, and CloudFront behavior separately when troubleshooting the public URL.</w:t>
       </w:r>
     </w:p>
     <w:sectPr>
